--- a/hoso-sang-kien/docx/03-Du-kien-hieu-qua.docx
+++ b/hoso-sang-kien/docx/03-Du-kien-hieu-qua.docx
@@ -183,7 +183,7 @@
           <w:i w:val="0"/>
           <w:sz w:val="26"/>
         </w:rPr>
-        <w:t>Bộ công cụ bảo đảm an toàn thông tin và quyền riêng tư dữ liệu trên thiết bị di động (SecureVault Mobile)</w:t>
+        <w:t>Bộ công cụ bảo đảm an toàn thông tin và quyền riêng tư dữ liệu đa nền tảng (SecureVault)</w:t>
       </w:r>
     </w:p>
     <w:p>

--- a/hoso-sang-kien/docx/03-Du-kien-hieu-qua.docx
+++ b/hoso-sang-kien/docx/03-Du-kien-hieu-qua.docx
@@ -1633,7 +1633,6 @@
           </w:p>
           <w:p/>
           <w:p/>
-          <w:p/>
         </w:tc>
         <w:tc>
           <w:tcPr>
@@ -1670,7 +1669,6 @@
               <w:t>Thượng uý Trần Thị Tới</w:t>
             </w:r>
           </w:p>
-          <w:p/>
           <w:p/>
           <w:p/>
         </w:tc>
